--- a/ru/wisdom-stories/spinach.docx
+++ b/ru/wisdom-stories/spinach.docx
@@ -4,190 +4,95 @@
   <w:body>
     <w:p>
       <w:pPr>
-        <w:spacing w:before="0" w:after="60"/>
-        <w:jc w:val="left"/>
+        <w:pStyle w:val="Title"/>
       </w:pPr>
       <w:r>
-        <w:rPr>
-          <w:rFonts w:ascii="Arial" w:hAnsi="Arial" w:eastAsia="Arial"/>
-          <w:i w:val="0"/>
-          <w:color w:val="000000"/>
-          <w:sz w:val="52"/>
-        </w:rPr>
         <w:t>Шпинат</w:t>
       </w:r>
     </w:p>
     <w:p>
-      <w:pPr>
-        <w:jc w:val="left"/>
-      </w:pPr>
+      <w:pPr/>
       <w:r>
-        <w:rPr>
-          <w:rFonts w:ascii="Arial" w:hAnsi="Arial" w:eastAsia="Arial"/>
-          <w:i w:val="0"/>
-          <w:color w:val="000000"/>
-          <w:sz w:val="22"/>
-        </w:rPr>
-        <w:t>Мы жили в отдалённой деревне. У нас даже нормальной дороги не было. Моя мать была помешана на шпинате. После смерти отца я подозревала, что она сошла с ума, когда я была ребёнком…</w:t>
+        <w:t>Мы жили в глухой деревне, куда даже дороги хорошей не было. После смерти отца мама словно помешалась на шпинате. Ребёнком я не мог этого понять.</w:t>
+      </w:r>
+    </w:p>
+    <w:p>
+      <w:pPr/>
+      <w:r>
+        <w:t>«Ешь, он придаёт силы», — говорила мама. Утром, днём и вечером на столе был шпинат и немного кукурузного хлеба. Я терпеть его не мог.</w:t>
+      </w:r>
+    </w:p>
+    <w:p>
+      <w:pPr/>
+      <w:r>
+        <w:t>Однажды я заявил: «Вырасту, найду работу, женюсь — и в моём доме шпината не будет!» Мама ответила, что ждёт этого дня и обязательно станцует на моей свадьбе, сколько бы ей ни было лет.</w:t>
+      </w:r>
+    </w:p>
+    <w:p>
+      <w:pPr/>
+      <w:r>
+        <w:t>Позже я уехал учиться в город. На небольшую стипендию еле сводил концы с концами. Домой приезжал раз в месяц, но к маминому шпинату не притрагивался: ждал возвращения в общежитие, где еда казалась вкуснее.</w:t>
+      </w:r>
+    </w:p>
+    <w:p>
+      <w:pPr/>
+      <w:r>
+        <w:t>Я окончил университет, затем магистратуру и защитил диссертацию, пользуясь государственными займами на учёбу. Мама к тому времени состарилась и сгорбилась. На моей свадьбе она, как и обещала, танцевала и плакала. Я тогда не понимал этих слёз.</w:t>
       </w:r>
     </w:p>
     <w:p>
       <w:pPr>
-        <w:jc w:val="left"/>
+        <w:spacing w:after="80"/>
       </w:pPr>
       <w:r>
-        <w:rPr>
-          <w:rFonts w:ascii="Arial" w:hAnsi="Arial" w:eastAsia="Arial"/>
-          <w:i w:val="0"/>
-          <w:color w:val="000000"/>
-          <w:sz w:val="22"/>
-        </w:rPr>
-        <w:t>«Ты должна много есть, это даёт силу телу», — говорила моя мать, и на завтрак, обед и ужин она кормила нас только шпинатом, с небольшим количеством кукурузного хлеба в придачу. Я уже тогда ненавидела шпинат, я терпеть не могла этот овощ.</w:t>
-      </w:r>
-    </w:p>
-    <w:p>
-      <w:pPr>
-        <w:jc w:val="left"/>
-      </w:pPr>
-      <w:r>
-        <w:rPr>
-          <w:rFonts w:ascii="Arial" w:hAnsi="Arial" w:eastAsia="Arial"/>
-          <w:i w:val="0"/>
-          <w:color w:val="000000"/>
-          <w:sz w:val="22"/>
-        </w:rPr>
-        <w:t>Однажды я сказала матери: «Когда я вырасту, найду работу и создам семью, я никогда не буду покупать шпинат дома. Я не буду готовить шпинат дома». Она пообещала, что с нетерпением ждёт этих дней и что даже сыграет на моей свадьбе, независимо от того, сколько ей будет лет.</w:t>
-      </w:r>
-    </w:p>
-    <w:p>
-      <w:pPr>
-        <w:jc w:val="left"/>
-      </w:pPr>
-      <w:r>
-        <w:rPr>
-          <w:rFonts w:ascii="Arial" w:hAnsi="Arial" w:eastAsia="Arial"/>
-          <w:i w:val="0"/>
-          <w:color w:val="000000"/>
-          <w:sz w:val="22"/>
-        </w:rPr>
-        <w:t>Настал этот день, я переехала из деревни в город, чтобы учиться в старшей школе. Мне как-то удавалось сводить концы с концами на небольшую стипендию, которую я получала. Раз в месяц, когда я приходил домой, мне не хотелось есть ни ложки шпинатного блюда, которое мама ставила на стол. Мне хотелось только вернуться в общежитие и поесть вкусной еды.</w:t>
-      </w:r>
-    </w:p>
-    <w:p>
-      <w:pPr>
-        <w:jc w:val="left"/>
-      </w:pPr>
-      <w:r>
-        <w:rPr>
-          <w:rFonts w:ascii="Arial" w:hAnsi="Arial" w:eastAsia="Arial"/>
-          <w:i w:val="0"/>
-          <w:color w:val="000000"/>
-          <w:sz w:val="22"/>
-        </w:rPr>
-        <w:t>Я учился. К тому времени, как я окончил университет, получил степень магистра, а затем и доктора наук на государственные кредиты, моя мать уже была скрюченной старушкой. Когда я приехал в деревню и женился на девушке, на которой собирался жениться, моя старая мать и плакала, и играла на моей свадьбе, как и обещала много лет назад. Тогда я не понимал, почему мама плакала, когда играла.</w:t>
-      </w:r>
-    </w:p>
-    <w:p>
-      <w:pPr>
-        <w:jc w:val="left"/>
-      </w:pPr>
-      <w:r>
-        <w:rPr>
-          <w:rFonts w:ascii="Arial" w:hAnsi="Arial" w:eastAsia="Arial"/>
-          <w:i w:val="0"/>
-          <w:color w:val="000000"/>
-          <w:sz w:val="22"/>
-        </w:rPr>
         <w:t>Прошли годы. Моя мать умерла два года назад.</w:t>
       </w:r>
     </w:p>
     <w:p>
-      <w:pPr>
-        <w:jc w:val="left"/>
-      </w:pPr>
+      <w:pPr/>
       <w:r>
-        <w:rPr>
-          <w:rFonts w:ascii="Arial" w:hAnsi="Arial" w:eastAsia="Arial"/>
-          <w:i w:val="0"/>
-          <w:color w:val="000000"/>
-          <w:sz w:val="22"/>
-        </w:rPr>
         <w:t>Однажды я нашел в старом сундуке записную книжку, которую моя мать хранила в то время. На одной из страниц блокнота моя мать написала: «У меня остались только семена шпината. Я постоянно сажала шпинат и немного кукурузы. У меня ничего не было под рукой или в кармане. Я готовила это блюдо, чтобы мои дети не голодали. Но я не бунтовала. «Шпинат очень полезен, поэтому я даю его вам три раза в день», — мое сердце сжималось от боли, когда я это говорила. Это все, что я могла сделать для своих детей. Я люблю их всем сердцем».</w:t>
       </w:r>
     </w:p>
     <w:p>
       <w:pPr>
-        <w:jc w:val="left"/>
+        <w:keepNext/>
       </w:pPr>
       <w:r>
-        <w:rPr>
-          <w:rFonts w:ascii="Arial" w:hAnsi="Arial" w:eastAsia="Arial"/>
-          <w:i w:val="0"/>
-          <w:color w:val="000000"/>
-          <w:sz w:val="22"/>
-        </w:rPr>
-        <w:t>Я полюбила шпинат в пятьдесят лет. Моя жена с удивлением спрашивает меня, почему я так часто покупаю шпинат, она думает, что я люблю шпинат. Но она не знает, что каждый раз, когда я чувствую запах этой еды, я вспоминаю о жертвах, которые моя мать принесла, чтобы вырастить меня, как она играла на моей свадьбе, плача…</w:t>
+        <w:t>Я полюбил шпинат только в пятьдесят лет. Жена удивляется, почему так часто его покупаю, и думает, что дело во вкусе. Но каждый раз его запах напоминает мне о маме, о её самоотверженности и о том, как она танцевала на моей свадьбе со слезами на глазах.</w:t>
       </w:r>
     </w:p>
     <w:p>
       <w:pPr>
-        <w:pStyle w:val="Moral"/>
         <w:keepNext/>
         <w:keepLines/>
-        <w:widowControl/>
-        <w:spacing w:before="240" w:after="180" w:line="283" w:lineRule="auto"/>
-        <w:ind w:left="240" w:right="240"/>
-        <w:jc w:val="left"/>
-        <w:pBdr>
-          <w:top w:val="single" w:sz="8" w:space="7" w:color="E8D59A"/>
-          <w:left w:val="single" w:sz="32" w:space="11" w:color="C6A23A"/>
-          <w:bottom w:val="single" w:sz="8" w:space="7" w:color="E8D59A"/>
-          <w:right w:val="single" w:sz="8" w:space="11" w:color="E8D59A"/>
-        </w:pBdr>
-        <w:shd w:val="clear" w:color="auto" w:fill="FFF8E1"/>
+        <w:spacing w:before="160"/>
       </w:pPr>
       <w:r>
         <w:rPr>
-          <w:rFonts w:ascii="Arial" w:hAnsi="Arial" w:eastAsia="Arial" w:cs="Arial"/>
           <w:b/>
-          <w:i w:val="0"/>
-          <w:color w:val="9A7417"/>
-          <w:sz w:val="22"/>
         </w:rPr>
-        <w:t xml:space="preserve">Мораль: </w:t>
+        <w:t>Мораль:</w:t>
       </w:r>
       <w:r>
-        <w:rPr>
-          <w:rFonts w:ascii="Arial" w:hAnsi="Arial" w:eastAsia="Arial" w:cs="Arial"/>
-          <w:b w:val="0"/>
-          <w:i w:val="0"/>
-          <w:color w:val="3F3826"/>
-          <w:sz w:val="22"/>
-        </w:rPr>
-        <w:t>Часто мы понимаем жертву матери перед лицом невозможного спустя годы. Любовь иногда скрыта в тарелке простой еды.</w:t>
+        <w:t xml:space="preserve"> Материнскую жертву мы порой понимаем лишь спустя годы. Любовь может скрываться даже в тарелке самой простой еды.</w:t>
       </w:r>
     </w:p>
     <w:p>
       <w:pPr>
-        <w:keepLines/>
-        <w:widowControl/>
-        <w:spacing w:before="60" w:after="0" w:line="240" w:lineRule="auto"/>
-        <w:jc w:val="right"/>
+        <w:spacing w:after="80"/>
       </w:pPr>
       <w:r>
         <w:rPr>
-          <w:rFonts w:ascii="Arial" w:hAnsi="Arial" w:eastAsia="Arial" w:cs="Arial"/>
-          <w:b w:val="0"/>
           <w:i/>
-          <w:color w:val="8A7950"/>
-          <w:sz w:val="17"/>
+          <w:sz w:val="18"/>
         </w:rPr>
         <w:t>«История взята из открытых источников Интернета.»</w:t>
       </w:r>
     </w:p>
     <w:sectPr>
-      <w:pgSz w:w="12240" w:h="15840"/>
-      <w:pgMar w:top="1440" w:right="1440" w:bottom="1440" w:left="1440" w:header="708" w:footer="708" w:gutter="0"/>
+      <w:pgSz w:w="11909" w:h="16834"/>
+      <w:pgMar w:top="1152" w:right="1224" w:bottom="1152" w:left="1224" w:header="720" w:footer="720" w:gutter="0"/>
       <w:cols w:space="720"/>
       <w:docGrid w:linePitch="360"/>
     </w:sectPr>
@@ -559,12 +464,14 @@
     <w:qFormat/>
     <w:rsid w:val="00FC693F"/>
     <w:pPr>
-      <w:spacing w:before="0" w:after="160" w:line="276" w:lineRule="auto"/>
+      <w:widowControl/>
+      <w:spacing w:after="120" w:line="269" w:lineRule="auto"/>
     </w:pPr>
     <w:rPr>
-      <w:rFonts w:ascii="Arial" w:hAnsi="Arial" w:eastAsia="Arial"/>
+      <w:rFonts w:ascii="Arial" w:hAnsi="Arial"/>
       <w:color w:val="000000"/>
       <w:sz w:val="22"/>
+      <w:lang w:val="ru-RU"/>
     </w:rPr>
   </w:style>
   <w:style w:type="paragraph" w:styleId="Header">
@@ -908,18 +815,20 @@
     <w:qFormat/>
     <w:rsid w:val="00FC693F"/>
     <w:pPr>
+      <w:keepNext/>
       <w:pBdr>
         <w:bottom w:val="single" w:sz="8" w:space="4" w:color="4F81BD" w:themeColor="accent1"/>
       </w:pBdr>
-      <w:spacing w:after="300" w:line="240" w:lineRule="auto"/>
+      <w:spacing w:after="280" w:line="240" w:lineRule="auto"/>
       <w:contextualSpacing/>
     </w:pPr>
     <w:rPr>
-      <w:rFonts w:asciiTheme="majorHAnsi" w:eastAsiaTheme="majorEastAsia" w:hAnsiTheme="majorHAnsi" w:cstheme="majorBidi"/>
-      <w:color w:val="17365D" w:themeColor="text2" w:themeShade="BF"/>
+      <w:rFonts w:asciiTheme="majorHAnsi" w:eastAsiaTheme="majorEastAsia" w:hAnsiTheme="majorHAnsi" w:cstheme="majorBidi" w:ascii="Arial" w:hAnsi="Arial"/>
+      <w:b/>
+      <w:color w:val="000000"/>
       <w:spacing w:val="5"/>
       <w:kern w:val="28"/>
-      <w:sz w:val="52"/>
+      <w:sz w:val="34"/>
       <w:szCs w:val="52"/>
     </w:rPr>
   </w:style>
@@ -12248,18 +12157,6 @@
         <w:shd w:val="clear" w:color="auto" w:fill="FBCAA2" w:themeFill="accent6" w:themeFillTint="7F"/>
       </w:tcPr>
     </w:tblStylePr>
-  </w:style>
-  <w:style w:type="paragraph" w:customStyle="1" w:styleId="Moral">
-    <w:name w:val="Moral"/>
-    <w:basedOn w:val="Normal"/>
-    <w:pPr>
-      <w:spacing w:before="160" w:after="0" w:line="276" w:lineRule="auto"/>
-    </w:pPr>
-    <w:rPr>
-      <w:rFonts w:ascii="Arial" w:hAnsi="Arial" w:eastAsia="Arial"/>
-      <w:i/>
-      <w:sz w:val="22"/>
-    </w:rPr>
   </w:style>
 </w:styles>
 </file>

--- a/ru/wisdom-stories/spinach.docx
+++ b/ru/wisdom-stories/spinach.docx
@@ -13,13 +13,13 @@
     <w:p>
       <w:pPr/>
       <w:r>
-        <w:t>Мы жили в глухой деревне, куда даже дороги хорошей не было. После смерти отца мама словно помешалась на шпинате. Ребёнком я не мог этого понять.</w:t>
+        <w:t>Мы жили в глухой деревне, куда даже дороги хорошей не было. Мама всё время варила шпинат. Детским умом я думал, что после смерти отца мама тронулась рассудком.</w:t>
       </w:r>
     </w:p>
     <w:p>
       <w:pPr/>
       <w:r>
-        <w:t>«Ешь, он придаёт силы», — говорила мама. Утром, днём и вечером на столе был шпинат и немного кукурузного хлеба. Я терпеть его не мог.</w:t>
+        <w:t>«Нужно есть много, это даёт телу силу», — говорила мама. Утром, днём и вечером нам давали только шпинат и всё время кукурузный хлеб. Я терпеть его не мог.</w:t>
       </w:r>
     </w:p>
     <w:p>
@@ -31,13 +31,13 @@
     <w:p>
       <w:pPr/>
       <w:r>
-        <w:t>Позже я уехал учиться в город. На небольшую стипендию еле сводил концы с концами. Домой приезжал раз в месяц, но к маминому шпинату не притрагивался: ждал возвращения в общежитие, где еда казалась вкуснее.</w:t>
+        <w:t>Настал день, и я переехал из нашей деревни в город, чтобы учиться в средней школе. На небольшую стипендию еле сводил концы с концами. Домой приезжал раз в месяц, но к маминому шпинату не притрагивался: хотел вернуться в общежитие и есть только вкусную еду.</w:t>
       </w:r>
     </w:p>
     <w:p>
       <w:pPr/>
       <w:r>
-        <w:t>Я окончил университет, затем магистратуру и защитил диссертацию, пользуясь государственными займами на учёбу. Мама к тому времени состарилась и сгорбилась. На моей свадьбе она, как и обещала, танцевала и плакала. Я тогда не понимал этих слёз.</w:t>
+        <w:t>Я окончил университет, затем магистратуру и защитил диссертацию, пользуясь государственными займами на учёбу. Мама к тому времени состарилась и сгорбилась. Когда я приехал в деревню с девушкой, на которой собирался жениться, и мы сыграли свадьбу, мама, как и обещала, и плакала, и танцевала. Я тогда не понимал этих слёз.</w:t>
       </w:r>
     </w:p>
     <w:p>
@@ -51,7 +51,7 @@
     <w:p>
       <w:pPr/>
       <w:r>
-        <w:t>Однажды я нашел в старом сундуке записную книжку, которую моя мать хранила в то время. На одной из страниц блокнота моя мать написала: «У меня остались только семена шпината. Я постоянно сажала шпинат и немного кукурузы. У меня ничего не было под рукой или в кармане. Я готовила это блюдо, чтобы мои дети не голодали. Но я не бунтовала. «Шпинат очень полезен, поэтому я даю его вам три раза в день», — мое сердце сжималось от боли, когда я это говорила. Это все, что я могла сделать для своих детей. Я люблю их всем сердцем».</w:t>
+        <w:t>Однажды я нашел в старом сундуке записную книжку, которую моя мать хранила в то время. На одной из страниц блокнота моя мать написала: «У меня остались только семена шпината. Я постоянно сажала шпинат и немного кукурузы. У меня ничего не было под рукой или в кармане. Я готовила это блюдо, чтобы мои дети не голодали. Но я не бунтовала. «Шпинат очень полезен, поэтому я даю его вам три раза в день». Когда я это говорила, мое сердце сжималось от боли. Это все, что я могла сделать для своих детей. Я люблю их больше своей жизни.»</w:t>
       </w:r>
     </w:p>
     <w:p>
@@ -59,7 +59,7 @@
         <w:keepNext/>
       </w:pPr>
       <w:r>
-        <w:t>Я полюбил шпинат только в пятьдесят лет. Жена удивляется, почему так часто его покупаю, и думает, что дело во вкусе. Но каждый раз его запах напоминает мне о маме, о её самоотверженности и о том, как она танцевала на моей свадьбе со слезами на глазах.</w:t>
+        <w:t>Я полюбил шпинат только в пятьдесят лет. Жена удивляется, почему так часто его покупаю, и думает, что я очень люблю шпинат. Но она не знает, что каждый раз его запах напоминает мне о жертвах, на которые мама шла, чтобы вырастить меня, и о том, как она танцевала на моей свадьбе со слезами на глазах.</w:t>
       </w:r>
     </w:p>
     <w:p>
@@ -72,11 +72,9 @@
         <w:rPr>
           <w:b/>
         </w:rPr>
-        <w:t>Мораль:</w:t>
+        <w:t>Мораль: Жертву матери, жившей в нужде, мы часто понимаем лишь годы спустя. Любовь может скрываться даже в тарелке самой простой еды.</w:t>
       </w:r>
-      <w:r>
-        <w:t xml:space="preserve"> Материнскую жертву мы порой понимаем лишь спустя годы. Любовь может скрываться даже в тарелке самой простой еды.</w:t>
-      </w:r>
+      <w:r/>
     </w:p>
     <w:p>
       <w:pPr>
@@ -87,7 +85,7 @@
           <w:i/>
           <w:sz w:val="18"/>
         </w:rPr>
-        <w:t>«История взята из открытых источников Интернета.»</w:t>
+        <w:t>Рассказы взяты из открытых интернет-источников, а иллюстрации созданы с помощью ИИ.</w:t>
       </w:r>
     </w:p>
     <w:sectPr>

--- a/ru/wisdom-stories/spinach.docx
+++ b/ru/wisdom-stories/spinach.docx
@@ -183,7 +183,7 @@
         <w:rPr>
           <w:lang/>
         </w:rPr>
-        <w:t>Когда говорила: “Шпинат очень полезен, поэтому я даю его вам три раза в день”, — сердце сжималось от боли. Это было всё, что я могла для них сделать. Я люблю своих детей больше жизни».</w:t>
+        <w:t xml:space="preserve">Когда говорила: „Шпинат очень полезен, поэтому я даю его вам три раза в день“, — сердце сжималось от боли. Это было всё, что я могла для них сделать. Я люблю своих детей больше жизни».</w:t>
       </w:r>
     </w:p>
     <w:p>
